--- a/version-3/dept-timetables/CE_Sem1_TimeTable_styled.docx
+++ b/version-3/dept-timetables/CE_Sem1_TimeTable_styled.docx
@@ -1263,7 +1263,7 @@
                 <w:b/>
                 <w:sz w:val="15"/>
               </w:rPr>
-              <w:t>RBM</w:t>
+              <w:t>CEMA</w:t>
             </w:r>
           </w:p>
           <w:p>
@@ -1276,7 +1276,7 @@
                 <w:b w:val="0"/>
                 <w:sz w:val="15"/>
               </w:rPr>
-              <w:t>Dr. Sreenivasa Prasad Joshi</w:t>
+              <w:t>Mr. V. Naveen</w:t>
             </w:r>
           </w:p>
           <w:p>
@@ -1316,7 +1316,7 @@
                 <w:b/>
                 <w:sz w:val="15"/>
               </w:rPr>
-              <w:t>CEMA</w:t>
+              <w:t>RBM</w:t>
             </w:r>
           </w:p>
           <w:p>
@@ -1329,7 +1329,7 @@
                 <w:b w:val="0"/>
                 <w:sz w:val="15"/>
               </w:rPr>
-              <w:t>Mr. V. Naveen</w:t>
+              <w:t>Dr. Sreenivasa Prasad Joshi</w:t>
             </w:r>
           </w:p>
           <w:p>
@@ -3803,7 +3803,7 @@
                 <w:b/>
                 <w:sz w:val="15"/>
               </w:rPr>
-              <w:t>RBM</w:t>
+              <w:t>CEMA</w:t>
             </w:r>
           </w:p>
           <w:p>
@@ -3816,7 +3816,7 @@
                 <w:b w:val="0"/>
                 <w:sz w:val="15"/>
               </w:rPr>
-              <w:t>Dr. M. Naresh</w:t>
+              <w:t>Dr. P. Raja Shekar</w:t>
             </w:r>
           </w:p>
           <w:p>
@@ -3856,7 +3856,7 @@
                 <w:b/>
                 <w:sz w:val="15"/>
               </w:rPr>
-              <w:t>MECT</w:t>
+              <w:t>LAC</w:t>
             </w:r>
           </w:p>
           <w:p>
@@ -3869,7 +3869,7 @@
                 <w:b w:val="0"/>
                 <w:sz w:val="15"/>
               </w:rPr>
-              <w:t>Dr.Sandhya Kutikanti</w:t>
+              <w:t>Dr. G. Srinivas</w:t>
             </w:r>
           </w:p>
           <w:p>
@@ -3909,7 +3909,7 @@
                 <w:b/>
                 <w:sz w:val="15"/>
               </w:rPr>
-              <w:t>LAC</w:t>
+              <w:t>MECT</w:t>
             </w:r>
           </w:p>
           <w:p>
@@ -3922,7 +3922,7 @@
                 <w:b w:val="0"/>
                 <w:sz w:val="15"/>
               </w:rPr>
-              <w:t>Dr. G. Srinivas</w:t>
+              <w:t>Dr.Sandhya Kutikanti</w:t>
             </w:r>
           </w:p>
           <w:p>
@@ -4018,7 +4018,7 @@
                 <w:b w:val="0"/>
                 <w:sz w:val="15"/>
               </w:rPr>
-              <w:t>H-104</w:t>
+              <w:t>H-109</w:t>
             </w:r>
           </w:p>
         </w:tc>
@@ -4480,7 +4480,7 @@
                 <w:b/>
                 <w:sz w:val="15"/>
               </w:rPr>
-              <w:t>CEMA</w:t>
+              <w:t>RBM</w:t>
             </w:r>
           </w:p>
           <w:p>
@@ -4493,7 +4493,7 @@
                 <w:b w:val="0"/>
                 <w:sz w:val="15"/>
               </w:rPr>
-              <w:t>Dr. P. Raja Shekar</w:t>
+              <w:t>Dr. M. Naresh</w:t>
             </w:r>
           </w:p>
           <w:p>
@@ -4774,7 +4774,7 @@
                 <w:b w:val="0"/>
                 <w:sz w:val="15"/>
               </w:rPr>
-              <w:t>MECT-LAB-02</w:t>
+              <w:t>MECT-LAB-01</w:t>
             </w:r>
           </w:p>
         </w:tc>
@@ -5369,7 +5369,7 @@
                 <w:b/>
                 <w:sz w:val="16"/>
               </w:rPr>
-              <w:t>RBM</w:t>
+              <w:t>CEMA</w:t>
             </w:r>
           </w:p>
         </w:tc>
@@ -5396,7 +5396,7 @@
                 <w:b w:val="0"/>
                 <w:sz w:val="16"/>
               </w:rPr>
-              <w:t>EMI1103</w:t>
+              <w:t>EMA1107</w:t>
             </w:r>
           </w:p>
         </w:tc>
@@ -5422,7 +5422,7 @@
                 <w:b w:val="0"/>
                 <w:sz w:val="16"/>
               </w:rPr>
-              <w:t>Rigid Body Mechanics</w:t>
+              <w:t>Civil Engineering Materials and Applications</w:t>
             </w:r>
           </w:p>
         </w:tc>
@@ -5502,7 +5502,7 @@
                 <w:b w:val="0"/>
                 <w:sz w:val="15"/>
               </w:rPr>
-              <w:t>Dr. M. Naresh</w:t>
+              <w:t>Dr. P. Raja Shekar</w:t>
             </w:r>
           </w:p>
         </w:tc>
@@ -5531,7 +5531,7 @@
                 <w:b/>
                 <w:sz w:val="16"/>
               </w:rPr>
-              <w:t>MECT</w:t>
+              <w:t>LAC</w:t>
             </w:r>
           </w:p>
         </w:tc>
@@ -5558,7 +5558,7 @@
                 <w:b w:val="0"/>
                 <w:sz w:val="16"/>
               </w:rPr>
-              <w:t>EMDXX02</w:t>
+              <w:t>EMI1X01</w:t>
             </w:r>
           </w:p>
         </w:tc>
@@ -5584,7 +5584,7 @@
                 <w:b w:val="0"/>
                 <w:sz w:val="16"/>
               </w:rPr>
-              <w:t>Materials, Energy and Chemical Technologies</w:t>
+              <w:t>Linear Algebra and Calculus</w:t>
             </w:r>
           </w:p>
         </w:tc>
@@ -5638,7 +5638,7 @@
                 <w:b w:val="0"/>
                 <w:sz w:val="16"/>
               </w:rPr>
-              <w:t>3</w:t>
+              <w:t>4</w:t>
             </w:r>
           </w:p>
         </w:tc>
@@ -5664,7 +5664,7 @@
                 <w:b w:val="0"/>
                 <w:sz w:val="15"/>
               </w:rPr>
-              <w:t>Dr.Sandhya Kutikanti</w:t>
+              <w:t>Dr. G. Srinivas</w:t>
             </w:r>
           </w:p>
         </w:tc>
@@ -5693,7 +5693,7 @@
                 <w:b/>
                 <w:sz w:val="16"/>
               </w:rPr>
-              <w:t>LAC</w:t>
+              <w:t>MECT</w:t>
             </w:r>
           </w:p>
         </w:tc>
@@ -5720,7 +5720,7 @@
                 <w:b w:val="0"/>
                 <w:sz w:val="16"/>
               </w:rPr>
-              <w:t>EMI1X01</w:t>
+              <w:t>EMDXX02</w:t>
             </w:r>
           </w:p>
         </w:tc>
@@ -5746,7 +5746,7 @@
                 <w:b w:val="0"/>
                 <w:sz w:val="16"/>
               </w:rPr>
-              <w:t>Linear Algebra and Calculus</w:t>
+              <w:t>Materials, Energy and Chemical Technologies</w:t>
             </w:r>
           </w:p>
         </w:tc>
@@ -5800,7 +5800,7 @@
                 <w:b w:val="0"/>
                 <w:sz w:val="16"/>
               </w:rPr>
-              <w:t>4</w:t>
+              <w:t>3</w:t>
             </w:r>
           </w:p>
         </w:tc>
@@ -5826,7 +5826,7 @@
                 <w:b w:val="0"/>
                 <w:sz w:val="15"/>
               </w:rPr>
-              <w:t>Dr. G. Srinivas</w:t>
+              <w:t>Dr.Sandhya Kutikanti</w:t>
             </w:r>
           </w:p>
         </w:tc>
@@ -6017,7 +6017,7 @@
                 <w:b/>
                 <w:sz w:val="16"/>
               </w:rPr>
-              <w:t>CEMA</w:t>
+              <w:t>RBM</w:t>
             </w:r>
           </w:p>
         </w:tc>
@@ -6044,7 +6044,7 @@
                 <w:b w:val="0"/>
                 <w:sz w:val="16"/>
               </w:rPr>
-              <w:t>EMA1107</w:t>
+              <w:t>EMI1103</w:t>
             </w:r>
           </w:p>
         </w:tc>
@@ -6070,7 +6070,7 @@
                 <w:b w:val="0"/>
                 <w:sz w:val="16"/>
               </w:rPr>
-              <w:t>Civil Engineering Materials and Applications</w:t>
+              <w:t>Rigid Body Mechanics</w:t>
             </w:r>
           </w:p>
         </w:tc>
@@ -6150,7 +6150,7 @@
                 <w:b w:val="0"/>
                 <w:sz w:val="15"/>
               </w:rPr>
-              <w:t>Dr. P. Raja Shekar</w:t>
+              <w:t>Dr. M. Naresh</w:t>
             </w:r>
           </w:p>
         </w:tc>
@@ -8429,7 +8429,7 @@
                 <w:b w:val="0"/>
                 <w:sz w:val="15"/>
               </w:rPr>
-              <w:t>MECT-LAB-02</w:t>
+              <w:t>MECT-LAB-01</w:t>
             </w:r>
           </w:p>
         </w:tc>
